--- a/docs/legal/review-2026-06-16/revised-lolo-care-inc/Legal/DRAFTS/Board Governance/06-founder-voting-and-governance-agreement.docx
+++ b/docs/legal/review-2026-06-16/revised-lolo-care-inc/Legal/DRAFTS/Board Governance/06-founder-voting-and-governance-agreement.docx
@@ -13,7 +13,7 @@
     </w:p>
     <w:p>
       <w:r>
-        <w:t>This Founder Voting and Governance Agreement (this "Agreement") is entered into as of [DATE], by and among LoLo Care Inc, a Delaware corporation (the "Company"), Charles Petrini Poli ("Charles"), and Thibaud Peverelli ("Thibaud"). Charles and Thibaud are sometimes referred to individually as a "Founder" and collectively as the "Founders."</w:t>
+        <w:t>This Founder Voting and Governance Agreement (this "Agreement") is entered into as of [DATE], by and among Lolo Care, Inc., a Delaware corporation (the "Company"), Charles Petrini-Poli ("Charles"), and Thibaud Peverelli ("Thibaud"). Charles and Thibaud are sometimes referred to individually as a "Founder" and collectively as the "Founders."</w:t>
       </w:r>
     </w:p>
     <w:p>
@@ -151,7 +151,7 @@
           </w:tcPr>
           <w:p>
             <w:r>
-              <w:t>Charles Petrini Poli</w:t>
+              <w:t>Charles Petrini-Poli</w:t>
             </w:r>
           </w:p>
         </w:tc>
@@ -401,30 +401,18 @@
     </w:p>
     <w:p>
       <w:r>
-        <w:t xml:space="preserve">5.4 </w:t>
+        <w:t>5.4 Stockholder Vote. If the Deadlock is not resolved after the Founder Discussion and Advisor Consultation steps, either Founder may require the Company to call a special meeting of stockholders or solicit written consent from all stockholders entitled to vote on the matter. The disputed matter shall be submitted to all stockholders, and the vote or written consent of the stockholders shall resolve the Deadlock to the extent permitted by the Delaware General Corporation Law, the certificate of incorporation, the bylaws, and any applicable governance agreement.</w:t>
       </w:r>
+    </w:p>
+    <w:p>
+      <w:pPr/>
       <w:r>
-        <w:rPr>
-          <w:b/>
-        </w:rPr>
-        <w:t>No Approval by Default.</w:t>
-      </w:r>
-      <w:r>
-        <w:t xml:space="preserve"> Unless both Founders approve otherwise in writing, an unresolved Deadlock means the disputed action is not approved and shall not be taken by the Company.</w:t>
+        <w:t>5.5 No Approval if Stockholder Vote Fails or Is Not Available. If the required stockholder approval is not obtained, if the matter is not legally capable of being resolved by stockholder vote, or if the action still requires Board approval that cannot be supplied by stockholder vote or agreement, then the disputed action is not approved and shall not be taken by the Company unless both Founders approve otherwise in writing.</w:t>
       </w:r>
     </w:p>
     <w:p>
       <w:r>
-        <w:t xml:space="preserve">5.5 </w:t>
-      </w:r>
-      <w:r>
-        <w:rPr>
-          <w:b/>
-        </w:rPr>
-        <w:t>Ordinary Course.</w:t>
-      </w:r>
-      <w:r>
-        <w:t xml:space="preserve"> During a Deadlock, the Company's officers may continue ordinary-course operations within authority previously approved by the Board, provided that no reserved matter may be taken without the required approval.</w:t>
+        <w:t>5.6 Ordinary Course. During a Deadlock, the Company's officers may continue ordinary-course operations within authority previously approved by the Board, provided that no reserved matter may be taken without the required approval.</w:t>
       </w:r>
     </w:p>
     <w:p>
@@ -760,7 +748,7 @@
     </w:p>
     <w:p>
       <w:r>
-        <w:t>LoLo Care Inc</w:t>
+        <w:t>Lolo Care, Inc.</w:t>
       </w:r>
     </w:p>
     <w:p>
@@ -793,7 +781,7 @@
     </w:p>
     <w:p>
       <w:r>
-        <w:t>Charles Petrini Poli</w:t>
+        <w:t>Charles Petrini-Poli</w:t>
       </w:r>
     </w:p>
     <w:p>
